--- a/level4/curriculum/Level4_Lesson11.docx
+++ b/level4/curriculum/Level4_Lesson11.docx
@@ -4929,7 +4929,7 @@
                 <w:i w:val="0"/>
                 <w:sz w:val="23"/>
               </w:rPr>
-              <w:t>wanna</w:t>
+              <w:t>want to</w:t>
             </w:r>
             <w:r>
               <w:rPr>
@@ -4961,7 +4961,7 @@
                 <w:i w:val="0"/>
                 <w:sz w:val="23"/>
               </w:rPr>
-              <w:t>gonna</w:t>
+              <w:t>going to</w:t>
             </w:r>
             <w:r>
               <w:rPr>
@@ -5015,7 +5015,7 @@
                 <w:i w:val="0"/>
                 <w:sz w:val="23"/>
               </w:rPr>
-              <w:t xml:space="preserve"> read the script aloud with a volunteer (about 1:52), at a natural speed, two times. Say </w:t>
+              <w:t xml:space="preserve"> read the script aloud with a volunteer (about 1:56), at a natural speed, two times. The script says </w:t>
             </w:r>
             <w:r>
               <w:rPr>
@@ -5023,7 +5023,7 @@
                 <w:i/>
                 <w:sz w:val="23"/>
               </w:rPr>
-              <w:t>gonna</w:t>
+              <w:t>going to</w:t>
             </w:r>
             <w:r>
               <w:rPr>
@@ -5039,6 +5039,38 @@
                 <w:i/>
                 <w:sz w:val="23"/>
               </w:rPr>
+              <w:t>want to</w:t>
+            </w:r>
+            <w:r>
+              <w:rPr>
+                <w:b w:val="0"/>
+                <w:i w:val="0"/>
+                <w:sz w:val="23"/>
+              </w:rPr>
+              <w:t xml:space="preserve">. People often say </w:t>
+            </w:r>
+            <w:r>
+              <w:rPr>
+                <w:b w:val="0"/>
+                <w:i/>
+                <w:sz w:val="23"/>
+              </w:rPr>
+              <w:t>gonna</w:t>
+            </w:r>
+            <w:r>
+              <w:rPr>
+                <w:b w:val="0"/>
+                <w:i w:val="0"/>
+                <w:sz w:val="23"/>
+              </w:rPr>
+              <w:t xml:space="preserve"> and </w:t>
+            </w:r>
+            <w:r>
+              <w:rPr>
+                <w:b w:val="0"/>
+                <w:i/>
+                <w:sz w:val="23"/>
+              </w:rPr>
               <w:t>wanna</w:t>
             </w:r>
             <w:r>
@@ -5047,7 +5079,7 @@
                 <w:i w:val="0"/>
                 <w:sz w:val="23"/>
               </w:rPr>
-              <w:t xml:space="preserve"> where the script has them. When the audio is ready, it plays the conversation once; press play again for play 2. A third play is fine if the class needs it.</w:t>
+              <w:t>; learners only need to recognize those words. When the audio is ready, it plays the conversation once; press play again for play 2. A third play is fine if the class needs it.</w:t>
             </w:r>
           </w:p>
           <w:p>
@@ -6804,7 +6836,7 @@
           <w:color w:val="1B6F7A"/>
           <w:sz w:val="30"/>
         </w:rPr>
-        <w:t>Listening script (not recorded yet; about 1:52 when recorded; the conversation plays once, so press play again for the second listen)</w:t>
+        <w:t>Listening script (not recorded yet; about 1:56 when recorded; the conversation plays once, so press play again for the second listen)</w:t>
       </w:r>
     </w:p>
     <w:tbl>
@@ -6853,7 +6885,7 @@
                 <w:i w:val="0"/>
                 <w:sz w:val="22"/>
               </w:rPr>
-              <w:t xml:space="preserve"> the recording is coming soon. Until then, read the script aloud two times, with a volunteer if you can, at a natural, friendly speed. Say </w:t>
+              <w:t xml:space="preserve"> the recording is coming soon. Until then, read the script aloud two times, with a volunteer if you can, at a natural, friendly speed. The script says </w:t>
             </w:r>
             <w:r>
               <w:rPr>
@@ -6861,7 +6893,7 @@
                 <w:i/>
                 <w:sz w:val="22"/>
               </w:rPr>
-              <w:t>gonna</w:t>
+              <w:t>going to</w:t>
             </w:r>
             <w:r>
               <w:rPr>
@@ -6877,6 +6909,38 @@
                 <w:i/>
                 <w:sz w:val="22"/>
               </w:rPr>
+              <w:t>want to</w:t>
+            </w:r>
+            <w:r>
+              <w:rPr>
+                <w:b w:val="0"/>
+                <w:i w:val="0"/>
+                <w:sz w:val="22"/>
+              </w:rPr>
+              <w:t xml:space="preserve">. People often say </w:t>
+            </w:r>
+            <w:r>
+              <w:rPr>
+                <w:b w:val="0"/>
+                <w:i/>
+                <w:sz w:val="22"/>
+              </w:rPr>
+              <w:t>gonna</w:t>
+            </w:r>
+            <w:r>
+              <w:rPr>
+                <w:b w:val="0"/>
+                <w:i w:val="0"/>
+                <w:sz w:val="22"/>
+              </w:rPr>
+              <w:t xml:space="preserve"> and </w:t>
+            </w:r>
+            <w:r>
+              <w:rPr>
+                <w:b w:val="0"/>
+                <w:i/>
+                <w:sz w:val="22"/>
+              </w:rPr>
               <w:t>wanna</w:t>
             </w:r>
             <w:r>
@@ -6885,7 +6949,7 @@
                 <w:i w:val="0"/>
                 <w:sz w:val="22"/>
               </w:rPr>
-              <w:t xml:space="preserve"> where the script has them.</w:t>
+              <w:t>; learners only need to recognize those words.</w:t>
             </w:r>
           </w:p>
         </w:tc>
@@ -6989,7 +7053,7 @@
                 <w:i w:val="0"/>
                 <w:sz w:val="22"/>
               </w:rPr>
-              <w:t xml:space="preserve"> Sure, Luis. When do you wanna take it?</w:t>
+              <w:t xml:space="preserve"> Sure. When do you want to take the time off?</w:t>
             </w:r>
           </w:p>
           <w:p>
@@ -7010,7 +7074,7 @@
                 <w:i w:val="0"/>
                 <w:sz w:val="22"/>
               </w:rPr>
-              <w:t xml:space="preserve"> Next month, from Thursday, June fifth, to Saturday, June seventh. That's three days.</w:t>
+              <w:t xml:space="preserve"> Next month, from Thursday the fifth of June to Saturday the seventh of June. That's three days.</w:t>
             </w:r>
           </w:p>
           <w:p>
@@ -7052,7 +7116,7 @@
                 <w:i w:val="0"/>
                 <w:sz w:val="22"/>
               </w:rPr>
-              <w:t xml:space="preserve"> To visit my mother in San Antonio. It's her seventieth birthday.</w:t>
+              <w:t xml:space="preserve"> To visit my mother in San Antonio. She is turning seventy.</w:t>
             </w:r>
           </w:p>
           <w:p>
@@ -7136,7 +7200,7 @@
                 <w:i w:val="0"/>
                 <w:sz w:val="22"/>
               </w:rPr>
-              <w:t xml:space="preserve"> Ana has agreed to cover Thursday and Friday. I'm still looking for someone for Saturday.</w:t>
+              <w:t xml:space="preserve"> Anna has agreed to cover Thursday and Friday. I'm still looking for someone for Saturday.</w:t>
             </w:r>
           </w:p>
           <w:p>
@@ -7199,7 +7263,7 @@
                 <w:i w:val="0"/>
                 <w:sz w:val="22"/>
               </w:rPr>
-              <w:t xml:space="preserve"> Hi, Rosa, it's Luis. I'm calling to tell you about my trip. I'm gonna take the bus on Thursday, June fifth. It's bus number forty-two, and it gets to San Antonio at six thirty p.m. Can you pick me up at the bus station? Also, don't forget to bring Mom's birthday card. I want everyone to sign it. Call me back at five five five, two one four, eight eight three zero. Bye!</w:t>
+              <w:t xml:space="preserve"> Hi, Rosa, it's Luis. I'm calling to tell you about my trip. I'm going to take the bus on Thursday, June fifth. It's bus number forty-two, and it gets to San Antonio at six thirty in the evening. Can you pick me up at the bus station? Also, don't forget to bring Mom's birthday card. I want everyone to sign it. Call me back at five five five, two one four, eight eight three zero. Bye!</w:t>
             </w:r>
           </w:p>
           <w:p>
@@ -7262,7 +7326,7 @@
                 <w:i w:val="0"/>
                 <w:sz w:val="22"/>
               </w:rPr>
-              <w:t xml:space="preserve"> No, it's a surprise. She's gonna be so happy. I enjoy planning surprises!</w:t>
+              <w:t xml:space="preserve"> No, it's a surprise. She's going to be so happy. I enjoy planning surprises!</w:t>
             </w:r>
           </w:p>
           <w:p>
@@ -7907,7 +7971,7 @@
           <w:i w:val="0"/>
           <w:sz w:val="23"/>
         </w:rPr>
-        <w:t xml:space="preserve"> the listening has </w:t>
+        <w:t xml:space="preserve"> the listening says </w:t>
       </w:r>
       <w:r>
         <w:rPr>
@@ -7915,7 +7979,7 @@
           <w:i/>
           <w:sz w:val="23"/>
         </w:rPr>
-        <w:t>gonna</w:t>
+        <w:t>going to</w:t>
       </w:r>
       <w:r>
         <w:rPr>
@@ -7931,7 +7995,7 @@
           <w:i/>
           <w:sz w:val="23"/>
         </w:rPr>
-        <w:t>wanna</w:t>
+        <w:t>want to</w:t>
       </w:r>
       <w:r>
         <w:rPr>
@@ -7939,7 +8003,39 @@
           <w:i w:val="0"/>
           <w:sz w:val="23"/>
         </w:rPr>
-        <w:t>. Learners need to understand them; saying them is optional, and they never write them.</w:t>
+        <w:t xml:space="preserve">. People often say </w:t>
+      </w:r>
+      <w:r>
+        <w:rPr>
+          <w:b w:val="0"/>
+          <w:i/>
+          <w:sz w:val="23"/>
+        </w:rPr>
+        <w:t>gonna</w:t>
+      </w:r>
+      <w:r>
+        <w:rPr>
+          <w:b w:val="0"/>
+          <w:i w:val="0"/>
+          <w:sz w:val="23"/>
+        </w:rPr>
+        <w:t xml:space="preserve"> and </w:t>
+      </w:r>
+      <w:r>
+        <w:rPr>
+          <w:b w:val="0"/>
+          <w:i/>
+          <w:sz w:val="23"/>
+        </w:rPr>
+        <w:t>wanna</w:t>
+      </w:r>
+      <w:r>
+        <w:rPr>
+          <w:b w:val="0"/>
+          <w:i w:val="0"/>
+          <w:sz w:val="23"/>
+        </w:rPr>
+        <w:t>. Learners only need to recognize the short forms, and they never write them.</w:t>
       </w:r>
     </w:p>
     <w:p>
@@ -10694,7 +10790,7 @@
           <w:i w:val="0"/>
           <w:sz w:val="26"/>
         </w:rPr>
-        <w:t>Ana will cover (</w:t>
+        <w:t>Anna will cover (</w:t>
       </w:r>
       <w:r>
         <w:rPr>
@@ -11115,7 +11211,7 @@
           <w:i w:val="0"/>
           <w:sz w:val="26"/>
         </w:rPr>
-        <w:t>wanna</w:t>
+        <w:t>want to</w:t>
       </w:r>
       <w:r>
         <w:rPr>
@@ -11147,7 +11243,7 @@
           <w:i w:val="0"/>
           <w:sz w:val="26"/>
         </w:rPr>
-        <w:t>gonna</w:t>
+        <w:t>going to</w:t>
       </w:r>
       <w:r>
         <w:rPr>
@@ -16680,7 +16776,7 @@
           <w:i/>
           <w:sz w:val="26"/>
         </w:rPr>
-        <w:t>Dear Ms. Adams, I would like to ask for three days off, from June 5 to June 7. I need the time off to visit my mother in San Antonio. It's her 70th birthday. I have already filled out the request form. Ana has agreed to cover my shifts on Thursday and Friday. Ben doesn't mind working on Saturday. Thank you for your time. Luis Ortega</w:t>
+        <w:t>Dear Ms. Adams, I would like to ask for three days off, from June 5 to June 7. I need the time off to visit my mother in San Antonio. It's her 70th birthday. I have already filled out the request form. Anna has agreed to cover my shifts on Thursday and Friday. Ben doesn't mind working on Saturday. Thank you for your time. Luis Ortega</w:t>
       </w:r>
     </w:p>
     <w:tbl>

--- a/level4/curriculum/Level4_Lesson11.docx
+++ b/level4/curriculum/Level4_Lesson11.docx
@@ -5015,7 +5015,7 @@
                 <w:i w:val="0"/>
                 <w:sz w:val="23"/>
               </w:rPr>
-              <w:t xml:space="preserve"> read the script aloud with a volunteer (about 1:56), at a natural speed, two times. The script says </w:t>
+              <w:t xml:space="preserve"> read the script aloud with a volunteer (about 1:53), at a natural speed, two times. The script says </w:t>
             </w:r>
             <w:r>
               <w:rPr>
@@ -6836,7 +6836,7 @@
           <w:color w:val="1B6F7A"/>
           <w:sz w:val="30"/>
         </w:rPr>
-        <w:t>Listening script (not recorded yet; about 1:56 when recorded; the conversation plays once, so press play again for the second listen)</w:t>
+        <w:t>Listening script (not recorded yet; about 1:53 when recorded; the conversation plays once, so press play again for the second listen)</w:t>
       </w:r>
     </w:p>
     <w:tbl>
@@ -7074,7 +7074,7 @@
                 <w:i w:val="0"/>
                 <w:sz w:val="22"/>
               </w:rPr>
-              <w:t xml:space="preserve"> Next month, from Thursday the fifth of June to Saturday the seventh of June. That's three days.</w:t>
+              <w:t xml:space="preserve"> I need June fifth to June seventh. That's three days.</w:t>
             </w:r>
           </w:p>
           <w:p>

--- a/level4/curriculum/Level4_Lesson11.docx
+++ b/level4/curriculum/Level4_Lesson11.docx
@@ -35,7 +35,7 @@
           <w:i w:val="0"/>
           <w:sz w:val="22"/>
         </w:rPr>
-        <w:t xml:space="preserve"> Draft for review; not published.</w:t>
+        <w:t xml:space="preserve"> Complete lesson (all 13 Level 4 lessons are published).</w:t>
       </w:r>
     </w:p>
     <w:p>
@@ -134,7 +134,25 @@
           <w:i w:val="0"/>
           <w:sz w:val="22"/>
         </w:rPr>
-        <w:t>). Listening audio: not recorded yet (coming soon); until then, read the listening script in this plan aloud.</w:t>
+        <w:t xml:space="preserve">). Audio: </w:t>
+      </w:r>
+      <w:r>
+        <w:rPr>
+          <w:rFonts w:ascii="Consolas" w:hAnsi="Consolas"/>
+          <w:b w:val="0"/>
+          <w:i w:val="0"/>
+          <w:color w:val="8B1A1A"/>
+          <w:sz w:val="22"/>
+        </w:rPr>
+        <w:t>audio/L4_L11_listening.mp3</w:t>
+      </w:r>
+      <w:r>
+        <w:rPr>
+          <w:b w:val="0"/>
+          <w:i w:val="0"/>
+          <w:sz w:val="22"/>
+        </w:rPr>
+        <w:t>.</w:t>
       </w:r>
     </w:p>
     <w:tbl>
@@ -532,7 +550,7 @@
                 <w:i w:val="0"/>
                 <w:sz w:val="19"/>
               </w:rPr>
-              <w:t>Picture and license credits</w:t>
+              <w:t>Picture, audio, and license credits</w:t>
             </w:r>
           </w:p>
         </w:tc>
@@ -2048,15 +2066,17 @@
                 <w:i w:val="0"/>
                 <w:sz w:val="23"/>
               </w:rPr>
-              <w:t xml:space="preserve">Listening: </w:t>
-            </w:r>
-            <w:r>
-              <w:rPr>
-                <w:b/>
-                <w:i w:val="0"/>
+              <w:t xml:space="preserve">Listening: phone + small speaker, </w:t>
+            </w:r>
+            <w:r>
+              <w:rPr>
+                <w:rFonts w:ascii="Consolas" w:hAnsi="Consolas"/>
+                <w:b w:val="0"/>
+                <w:i w:val="0"/>
+                <w:color w:val="8B1A1A"/>
                 <w:sz w:val="23"/>
               </w:rPr>
-              <w:t>no recording yet.</w:t>
+              <w:t>L4_L11_listening.mp3</w:t>
             </w:r>
             <w:r>
               <w:rPr>
@@ -2064,7 +2084,7 @@
                 <w:i w:val="0"/>
                 <w:sz w:val="23"/>
               </w:rPr>
-              <w:t xml:space="preserve"> Read the listening script aloud (with a volunteer if you can), at a natural speed, two times.</w:t>
+              <w:t xml:space="preserve"> (about 1:44). No speaker? Read the script aloud with a volunteer.</w:t>
             </w:r>
           </w:p>
           <w:p>
@@ -5007,7 +5027,7 @@
                 <w:i w:val="0"/>
                 <w:sz w:val="23"/>
               </w:rPr>
-              <w:t>No recording yet:</w:t>
+              <w:t>The audio plays the conversation once (about 1:44).</w:t>
             </w:r>
             <w:r>
               <w:rPr>
@@ -5015,7 +5035,7 @@
                 <w:i w:val="0"/>
                 <w:sz w:val="23"/>
               </w:rPr>
-              <w:t xml:space="preserve"> read the script aloud with a volunteer (about 1:53), at a natural speed, two times. The script says </w:t>
+              <w:t xml:space="preserve"> Press play again for play 2. A third play is fine if the class needs it. The script says </w:t>
             </w:r>
             <w:r>
               <w:rPr>
@@ -5079,7 +5099,7 @@
                 <w:i w:val="0"/>
                 <w:sz w:val="23"/>
               </w:rPr>
-              <w:t>; learners only need to recognize those words. When the audio is ready, it plays the conversation once; press play again for play 2. A third play is fine if the class needs it.</w:t>
+              <w:t>; learners only need to recognize those words.</w:t>
             </w:r>
           </w:p>
           <w:p>
@@ -6836,7 +6856,26 @@
           <w:color w:val="1B6F7A"/>
           <w:sz w:val="30"/>
         </w:rPr>
-        <w:t>Listening script (not recorded yet; about 1:53 when recorded; the conversation plays once, so press play again for the second listen)</w:t>
+        <w:t xml:space="preserve">Listening script: </w:t>
+      </w:r>
+      <w:r>
+        <w:rPr>
+          <w:rFonts w:ascii="Consolas" w:hAnsi="Consolas"/>
+          <w:b/>
+          <w:i w:val="0"/>
+          <w:color w:val="8B1A1A"/>
+          <w:sz w:val="30"/>
+        </w:rPr>
+        <w:t>L4_L11_listening.mp3</w:t>
+      </w:r>
+      <w:r>
+        <w:rPr>
+          <w:b/>
+          <w:i w:val="0"/>
+          <w:color w:val="1B6F7A"/>
+          <w:sz w:val="30"/>
+        </w:rPr>
+        <w:t xml:space="preserve"> (about 1:44; the conversation plays once, so press play again for the second listen)</w:t>
       </w:r>
     </w:p>
     <w:tbl>
@@ -6885,7 +6924,25 @@
                 <w:i w:val="0"/>
                 <w:sz w:val="22"/>
               </w:rPr>
-              <w:t xml:space="preserve"> the recording is coming soon. Until then, read the script aloud two times, with a volunteer if you can, at a natural, friendly speed. The script says </w:t>
+              <w:t xml:space="preserve"> play </w:t>
+            </w:r>
+            <w:r>
+              <w:rPr>
+                <w:rFonts w:ascii="Consolas" w:hAnsi="Consolas"/>
+                <w:b w:val="0"/>
+                <w:i w:val="0"/>
+                <w:color w:val="8B1A1A"/>
+                <w:sz w:val="22"/>
+              </w:rPr>
+              <w:t>L4_L11_listening.mp3</w:t>
+            </w:r>
+            <w:r>
+              <w:rPr>
+                <w:b w:val="0"/>
+                <w:i w:val="0"/>
+                <w:sz w:val="22"/>
+              </w:rPr>
+              <w:t xml:space="preserve"> from a phone + small speaker. No speaker? Read the script with a volunteer, at a natural, friendly speed. The script says </w:t>
             </w:r>
             <w:r>
               <w:rPr>
@@ -18758,7 +18815,7 @@
           <w:i w:val="0"/>
           <w:sz w:val="22"/>
         </w:rPr>
-        <w:t>Listening audio: not recorded yet. When it is made, it will use synthetic voices made with Chatterbox TTS (Resemble AI, MIT License), cloned from synthetic reference clips made with Kokoro-82M (Apache License 2.0), with no recordings of real people. The names and the story are invented.</w:t>
+        <w:t>Listening audio: synthetic voices made with Chatterbox TTS (Resemble AI, MIT License), cloned from synthetic reference clips made with Kokoro-82M (Apache License 2.0). No recordings of real people were used. Each file carries an inaudible Perth watermark marking it as AI-generated. The names and the story are invented.</w:t>
       </w:r>
     </w:p>
     <w:p>
@@ -18796,7 +18853,7 @@
         <w:color w:val="555555"/>
         <w:sz w:val="17"/>
       </w:rPr>
-      <w:t xml:space="preserve">Level 4 ESL · Lesson 11 · Draft for review   |   page </w:t>
+      <w:t xml:space="preserve">Level 4 ESL · Lesson 11   |   page </w:t>
     </w:r>
     <w:r>
       <w:rPr>

--- a/level4/curriculum/Level4_Lesson11.docx
+++ b/level4/curriculum/Level4_Lesson11.docx
@@ -8060,7 +8060,7 @@
           <w:i w:val="0"/>
           <w:sz w:val="23"/>
         </w:rPr>
-        <w:t xml:space="preserve">. People often say </w:t>
+        <w:t xml:space="preserve">. Tell learners: people often say </w:t>
       </w:r>
       <w:r>
         <w:rPr>
@@ -8092,7 +8092,7 @@
           <w:i w:val="0"/>
           <w:sz w:val="23"/>
         </w:rPr>
-        <w:t>. Learners only need to recognize the short forms, and they never write them.</w:t>
+        <w:t>, and they will hear them a lot. The short forms are fine in casual talk; in writing or at a job interview, use the full forms.</w:t>
       </w:r>
     </w:p>
     <w:p>
@@ -11308,7 +11308,7 @@
           <w:i w:val="0"/>
           <w:sz w:val="26"/>
         </w:rPr>
-        <w:t xml:space="preserve"> take the bus." Understand them; you can say </w:t>
+        <w:t xml:space="preserve"> take the bus." People often say </w:t>
       </w:r>
       <w:r>
         <w:rPr>
@@ -11316,7 +11316,7 @@
           <w:i/>
           <w:sz w:val="26"/>
         </w:rPr>
-        <w:t>want to</w:t>
+        <w:t>gonna</w:t>
       </w:r>
       <w:r>
         <w:rPr>
@@ -11324,7 +11324,7 @@
           <w:i w:val="0"/>
           <w:sz w:val="26"/>
         </w:rPr>
-        <w:t xml:space="preserve"> and </w:t>
+        <w:t xml:space="preserve"> (going to) and </w:t>
       </w:r>
       <w:r>
         <w:rPr>
@@ -11332,7 +11332,7 @@
           <w:i/>
           <w:sz w:val="26"/>
         </w:rPr>
-        <w:t>going to</w:t>
+        <w:t>wanna</w:t>
       </w:r>
       <w:r>
         <w:rPr>
@@ -11340,7 +11340,7 @@
           <w:i w:val="0"/>
           <w:sz w:val="26"/>
         </w:rPr>
-        <w:t xml:space="preserve">. Never write </w:t>
+        <w:t xml:space="preserve"> (want to), and you will hear them a lot. They are fine with friends; in writing or at a job interview, use </w:t>
       </w:r>
       <w:r>
         <w:rPr>
@@ -11348,7 +11348,7 @@
           <w:i/>
           <w:sz w:val="26"/>
         </w:rPr>
-        <w:t>wanna</w:t>
+        <w:t>going to</w:t>
       </w:r>
       <w:r>
         <w:rPr>
@@ -11356,7 +11356,7 @@
           <w:i w:val="0"/>
           <w:sz w:val="26"/>
         </w:rPr>
-        <w:t xml:space="preserve"> or </w:t>
+        <w:t xml:space="preserve"> and </w:t>
       </w:r>
       <w:r>
         <w:rPr>
@@ -11364,7 +11364,7 @@
           <w:i/>
           <w:sz w:val="26"/>
         </w:rPr>
-        <w:t>gonna</w:t>
+        <w:t>want to</w:t>
       </w:r>
       <w:r>
         <w:rPr>
